--- a/AT&BMHTTT/Lab 1.docx
+++ b/AT&BMHTTT/Lab 1.docx
@@ -35,6 +35,429 @@
           <w:szCs w:val="26"/>
         </w:rPr>
       </w:pPr>
+      <w:r>
+        <w:rPr>
+          <w:rFonts w:ascii="Times New Roman" w:hAnsi="Times New Roman" w:cs="Times New Roman"/>
+          <w:sz w:val="26"/>
+          <w:szCs w:val="26"/>
+        </w:rPr>
+        <w:t>Link youtube</w:t>
+      </w:r>
+      <w:r>
+        <w:rPr>
+          <w:rFonts w:ascii="Times New Roman" w:hAnsi="Times New Roman" w:cs="Times New Roman"/>
+          <w:sz w:val="26"/>
+          <w:szCs w:val="26"/>
+        </w:rPr>
+        <w:t xml:space="preserve">: </w:t>
+      </w:r>
+      <w:hyperlink r:id="rId4" w:history="1">
+        <w:r>
+          <w:rPr>
+            <w:rStyle w:val="Hyperlink"/>
+            <w:rFonts w:ascii="Times New Roman" w:hAnsi="Times New Roman" w:cs="Times New Roman"/>
+            <w:sz w:val="26"/>
+            <w:szCs w:val="26"/>
+          </w:rPr>
+          <w:t>https://youtu.be/6V_q6yADayE</w:t>
+        </w:r>
+      </w:hyperlink>
+    </w:p>
+    <w:p>
+      <w:pPr>
+        <w:rPr>
+          <w:rFonts w:ascii="Times New Roman" w:hAnsi="Times New Roman" w:cs="Times New Roman"/>
+          <w:sz w:val="26"/>
+          <w:szCs w:val="26"/>
+        </w:rPr>
+      </w:pPr>
+      <w:r>
+        <w:rPr>
+          <w:rFonts w:ascii="Times New Roman" w:hAnsi="Times New Roman" w:cs="Times New Roman"/>
+          <w:sz w:val="26"/>
+          <w:szCs w:val="26"/>
+        </w:rPr>
+        <w:t>Trên win server 2022:</w:t>
+      </w:r>
+    </w:p>
+    <w:p>
+      <w:pPr>
+        <w:rPr>
+          <w:rFonts w:ascii="Times New Roman" w:hAnsi="Times New Roman" w:cs="Times New Roman"/>
+          <w:sz w:val="26"/>
+          <w:szCs w:val="26"/>
+        </w:rPr>
+      </w:pPr>
+      <w:r>
+        <w:rPr>
+          <w:rFonts w:ascii="Times New Roman" w:hAnsi="Times New Roman" w:cs="Times New Roman"/>
+          <w:sz w:val="26"/>
+          <w:szCs w:val="26"/>
+        </w:rPr>
+        <w:drawing>
+          <wp:inline distT="0" distB="0" distL="0" distR="0" wp14:anchorId="08F84CE5" wp14:editId="36919759">
+            <wp:extent cx="5943600" cy="4331335"/>
+            <wp:effectExtent l="0" t="0" r="0" b="0"/>
+            <wp:docPr id="1" name="Picture 1"/>
+            <wp:cNvGraphicFramePr>
+              <a:graphicFrameLocks xmlns:a="http://schemas.openxmlformats.org/drawingml/2006/main" noChangeAspect="1"/>
+            </wp:cNvGraphicFramePr>
+            <a:graphic xmlns:a="http://schemas.openxmlformats.org/drawingml/2006/main">
+              <a:graphicData uri="http://schemas.openxmlformats.org/drawingml/2006/picture">
+                <pic:pic xmlns:pic="http://schemas.openxmlformats.org/drawingml/2006/picture">
+                  <pic:nvPicPr>
+                    <pic:cNvPr id="1" name=""/>
+                    <pic:cNvPicPr/>
+                  </pic:nvPicPr>
+                  <pic:blipFill>
+                    <a:blip r:embed="rId5"/>
+                    <a:stretch>
+                      <a:fillRect/>
+                    </a:stretch>
+                  </pic:blipFill>
+                  <pic:spPr>
+                    <a:xfrm>
+                      <a:off x="0" y="0"/>
+                      <a:ext cx="5943600" cy="4331335"/>
+                    </a:xfrm>
+                    <a:prstGeom prst="rect">
+                      <a:avLst/>
+                    </a:prstGeom>
+                  </pic:spPr>
+                </pic:pic>
+              </a:graphicData>
+            </a:graphic>
+          </wp:inline>
+        </w:drawing>
+      </w:r>
+    </w:p>
+    <w:p>
+      <w:pPr>
+        <w:rPr>
+          <w:rFonts w:ascii="Times New Roman" w:hAnsi="Times New Roman" w:cs="Times New Roman"/>
+          <w:sz w:val="26"/>
+          <w:szCs w:val="26"/>
+        </w:rPr>
+      </w:pPr>
+      <w:r>
+        <w:rPr>
+          <w:rFonts w:ascii="Times New Roman" w:hAnsi="Times New Roman" w:cs="Times New Roman"/>
+          <w:sz w:val="26"/>
+          <w:szCs w:val="26"/>
+        </w:rPr>
+        <w:lastRenderedPageBreak/>
+        <w:drawing>
+          <wp:inline distT="0" distB="0" distL="0" distR="0" wp14:anchorId="2F209E8A" wp14:editId="65872568">
+            <wp:extent cx="5943600" cy="4319270"/>
+            <wp:effectExtent l="0" t="0" r="0" b="5080"/>
+            <wp:docPr id="2" name="Picture 2"/>
+            <wp:cNvGraphicFramePr>
+              <a:graphicFrameLocks xmlns:a="http://schemas.openxmlformats.org/drawingml/2006/main" noChangeAspect="1"/>
+            </wp:cNvGraphicFramePr>
+            <a:graphic xmlns:a="http://schemas.openxmlformats.org/drawingml/2006/main">
+              <a:graphicData uri="http://schemas.openxmlformats.org/drawingml/2006/picture">
+                <pic:pic xmlns:pic="http://schemas.openxmlformats.org/drawingml/2006/picture">
+                  <pic:nvPicPr>
+                    <pic:cNvPr id="1" name=""/>
+                    <pic:cNvPicPr/>
+                  </pic:nvPicPr>
+                  <pic:blipFill>
+                    <a:blip r:embed="rId6"/>
+                    <a:stretch>
+                      <a:fillRect/>
+                    </a:stretch>
+                  </pic:blipFill>
+                  <pic:spPr>
+                    <a:xfrm>
+                      <a:off x="0" y="0"/>
+                      <a:ext cx="5943600" cy="4319270"/>
+                    </a:xfrm>
+                    <a:prstGeom prst="rect">
+                      <a:avLst/>
+                    </a:prstGeom>
+                  </pic:spPr>
+                </pic:pic>
+              </a:graphicData>
+            </a:graphic>
+          </wp:inline>
+        </w:drawing>
+      </w:r>
+    </w:p>
+    <w:p>
+      <w:pPr>
+        <w:rPr>
+          <w:rFonts w:ascii="Times New Roman" w:hAnsi="Times New Roman" w:cs="Times New Roman"/>
+          <w:sz w:val="26"/>
+          <w:szCs w:val="26"/>
+        </w:rPr>
+      </w:pPr>
+      <w:r>
+        <w:rPr>
+          <w:rFonts w:ascii="Times New Roman" w:hAnsi="Times New Roman" w:cs="Times New Roman"/>
+          <w:sz w:val="26"/>
+          <w:szCs w:val="26"/>
+        </w:rPr>
+        <w:drawing>
+          <wp:inline distT="0" distB="0" distL="0" distR="0" wp14:anchorId="069CBDC6" wp14:editId="2DB207A4">
+            <wp:extent cx="5943600" cy="3443605"/>
+            <wp:effectExtent l="0" t="0" r="0" b="4445"/>
+            <wp:docPr id="4" name="Picture 4"/>
+            <wp:cNvGraphicFramePr>
+              <a:graphicFrameLocks xmlns:a="http://schemas.openxmlformats.org/drawingml/2006/main" noChangeAspect="1"/>
+            </wp:cNvGraphicFramePr>
+            <a:graphic xmlns:a="http://schemas.openxmlformats.org/drawingml/2006/main">
+              <a:graphicData uri="http://schemas.openxmlformats.org/drawingml/2006/picture">
+                <pic:pic xmlns:pic="http://schemas.openxmlformats.org/drawingml/2006/picture">
+                  <pic:nvPicPr>
+                    <pic:cNvPr id="1" name=""/>
+                    <pic:cNvPicPr/>
+                  </pic:nvPicPr>
+                  <pic:blipFill>
+                    <a:blip r:embed="rId7"/>
+                    <a:stretch>
+                      <a:fillRect/>
+                    </a:stretch>
+                  </pic:blipFill>
+                  <pic:spPr>
+                    <a:xfrm>
+                      <a:off x="0" y="0"/>
+                      <a:ext cx="5943600" cy="3443605"/>
+                    </a:xfrm>
+                    <a:prstGeom prst="rect">
+                      <a:avLst/>
+                    </a:prstGeom>
+                  </pic:spPr>
+                </pic:pic>
+              </a:graphicData>
+            </a:graphic>
+          </wp:inline>
+        </w:drawing>
+      </w:r>
+    </w:p>
+    <w:p>
+      <w:pPr>
+        <w:rPr>
+          <w:rFonts w:ascii="Times New Roman" w:hAnsi="Times New Roman" w:cs="Times New Roman"/>
+          <w:sz w:val="26"/>
+          <w:szCs w:val="26"/>
+        </w:rPr>
+      </w:pPr>
+      <w:r>
+        <w:rPr>
+          <w:rFonts w:ascii="Times New Roman" w:hAnsi="Times New Roman" w:cs="Times New Roman"/>
+          <w:sz w:val="26"/>
+          <w:szCs w:val="26"/>
+        </w:rPr>
+        <w:lastRenderedPageBreak/>
+        <w:t>Trên win 10:</w:t>
+      </w:r>
+    </w:p>
+    <w:p>
+      <w:pPr>
+        <w:rPr>
+          <w:rFonts w:ascii="Times New Roman" w:hAnsi="Times New Roman" w:cs="Times New Roman"/>
+          <w:sz w:val="26"/>
+          <w:szCs w:val="26"/>
+        </w:rPr>
+      </w:pPr>
+      <w:r>
+        <w:rPr>
+          <w:rFonts w:ascii="Times New Roman" w:hAnsi="Times New Roman" w:cs="Times New Roman"/>
+          <w:sz w:val="26"/>
+          <w:szCs w:val="26"/>
+        </w:rPr>
+        <w:drawing>
+          <wp:inline distT="0" distB="0" distL="0" distR="0" wp14:anchorId="52CA7D5C" wp14:editId="370FB233">
+            <wp:extent cx="5943600" cy="4359275"/>
+            <wp:effectExtent l="0" t="0" r="0" b="3175"/>
+            <wp:docPr id="5" name="Picture 5"/>
+            <wp:cNvGraphicFramePr>
+              <a:graphicFrameLocks xmlns:a="http://schemas.openxmlformats.org/drawingml/2006/main" noChangeAspect="1"/>
+            </wp:cNvGraphicFramePr>
+            <a:graphic xmlns:a="http://schemas.openxmlformats.org/drawingml/2006/main">
+              <a:graphicData uri="http://schemas.openxmlformats.org/drawingml/2006/picture">
+                <pic:pic xmlns:pic="http://schemas.openxmlformats.org/drawingml/2006/picture">
+                  <pic:nvPicPr>
+                    <pic:cNvPr id="1" name=""/>
+                    <pic:cNvPicPr/>
+                  </pic:nvPicPr>
+                  <pic:blipFill>
+                    <a:blip r:embed="rId8"/>
+                    <a:stretch>
+                      <a:fillRect/>
+                    </a:stretch>
+                  </pic:blipFill>
+                  <pic:spPr>
+                    <a:xfrm>
+                      <a:off x="0" y="0"/>
+                      <a:ext cx="5943600" cy="4359275"/>
+                    </a:xfrm>
+                    <a:prstGeom prst="rect">
+                      <a:avLst/>
+                    </a:prstGeom>
+                  </pic:spPr>
+                </pic:pic>
+              </a:graphicData>
+            </a:graphic>
+          </wp:inline>
+        </w:drawing>
+      </w:r>
+    </w:p>
+    <w:p>
+      <w:pPr>
+        <w:rPr>
+          <w:rFonts w:ascii="Times New Roman" w:hAnsi="Times New Roman" w:cs="Times New Roman"/>
+          <w:sz w:val="26"/>
+          <w:szCs w:val="26"/>
+        </w:rPr>
+      </w:pPr>
+      <w:r>
+        <w:rPr>
+          <w:rFonts w:ascii="Times New Roman" w:hAnsi="Times New Roman" w:cs="Times New Roman"/>
+          <w:sz w:val="26"/>
+          <w:szCs w:val="26"/>
+        </w:rPr>
+        <w:lastRenderedPageBreak/>
+        <w:drawing>
+          <wp:inline distT="0" distB="0" distL="0" distR="0" wp14:anchorId="5A8A8C64" wp14:editId="5A453E5E">
+            <wp:extent cx="5943600" cy="4777740"/>
+            <wp:effectExtent l="0" t="0" r="0" b="3810"/>
+            <wp:docPr id="6" name="Picture 6"/>
+            <wp:cNvGraphicFramePr>
+              <a:graphicFrameLocks xmlns:a="http://schemas.openxmlformats.org/drawingml/2006/main" noChangeAspect="1"/>
+            </wp:cNvGraphicFramePr>
+            <a:graphic xmlns:a="http://schemas.openxmlformats.org/drawingml/2006/main">
+              <a:graphicData uri="http://schemas.openxmlformats.org/drawingml/2006/picture">
+                <pic:pic xmlns:pic="http://schemas.openxmlformats.org/drawingml/2006/picture">
+                  <pic:nvPicPr>
+                    <pic:cNvPr id="1" name=""/>
+                    <pic:cNvPicPr/>
+                  </pic:nvPicPr>
+                  <pic:blipFill>
+                    <a:blip r:embed="rId9"/>
+                    <a:stretch>
+                      <a:fillRect/>
+                    </a:stretch>
+                  </pic:blipFill>
+                  <pic:spPr>
+                    <a:xfrm>
+                      <a:off x="0" y="0"/>
+                      <a:ext cx="5943600" cy="4777740"/>
+                    </a:xfrm>
+                    <a:prstGeom prst="rect">
+                      <a:avLst/>
+                    </a:prstGeom>
+                  </pic:spPr>
+                </pic:pic>
+              </a:graphicData>
+            </a:graphic>
+          </wp:inline>
+        </w:drawing>
+      </w:r>
+    </w:p>
+    <w:p>
+      <w:pPr>
+        <w:rPr>
+          <w:rFonts w:ascii="Times New Roman" w:hAnsi="Times New Roman" w:cs="Times New Roman"/>
+          <w:sz w:val="26"/>
+          <w:szCs w:val="26"/>
+        </w:rPr>
+      </w:pPr>
+      <w:r>
+        <w:rPr>
+          <w:rFonts w:ascii="Times New Roman" w:hAnsi="Times New Roman" w:cs="Times New Roman"/>
+          <w:sz w:val="26"/>
+          <w:szCs w:val="26"/>
+        </w:rPr>
+        <w:lastRenderedPageBreak/>
+        <w:drawing>
+          <wp:inline distT="0" distB="0" distL="0" distR="0" wp14:anchorId="228B3ACE" wp14:editId="34F9A0F6">
+            <wp:extent cx="5943600" cy="4867910"/>
+            <wp:effectExtent l="0" t="0" r="0" b="8890"/>
+            <wp:docPr id="7" name="Picture 7"/>
+            <wp:cNvGraphicFramePr>
+              <a:graphicFrameLocks xmlns:a="http://schemas.openxmlformats.org/drawingml/2006/main" noChangeAspect="1"/>
+            </wp:cNvGraphicFramePr>
+            <a:graphic xmlns:a="http://schemas.openxmlformats.org/drawingml/2006/main">
+              <a:graphicData uri="http://schemas.openxmlformats.org/drawingml/2006/picture">
+                <pic:pic xmlns:pic="http://schemas.openxmlformats.org/drawingml/2006/picture">
+                  <pic:nvPicPr>
+                    <pic:cNvPr id="1" name=""/>
+                    <pic:cNvPicPr/>
+                  </pic:nvPicPr>
+                  <pic:blipFill>
+                    <a:blip r:embed="rId10"/>
+                    <a:stretch>
+                      <a:fillRect/>
+                    </a:stretch>
+                  </pic:blipFill>
+                  <pic:spPr>
+                    <a:xfrm>
+                      <a:off x="0" y="0"/>
+                      <a:ext cx="5943600" cy="4867910"/>
+                    </a:xfrm>
+                    <a:prstGeom prst="rect">
+                      <a:avLst/>
+                    </a:prstGeom>
+                  </pic:spPr>
+                </pic:pic>
+              </a:graphicData>
+            </a:graphic>
+          </wp:inline>
+        </w:drawing>
+      </w:r>
+    </w:p>
+    <w:p>
+      <w:pPr>
+        <w:rPr>
+          <w:rFonts w:ascii="Times New Roman" w:hAnsi="Times New Roman" w:cs="Times New Roman"/>
+          <w:sz w:val="26"/>
+          <w:szCs w:val="26"/>
+        </w:rPr>
+      </w:pPr>
+      <w:r>
+        <w:rPr>
+          <w:rFonts w:ascii="Times New Roman" w:hAnsi="Times New Roman" w:cs="Times New Roman"/>
+          <w:sz w:val="26"/>
+          <w:szCs w:val="26"/>
+        </w:rPr>
+        <w:lastRenderedPageBreak/>
+        <w:drawing>
+          <wp:inline distT="0" distB="0" distL="0" distR="0" wp14:anchorId="4CE5E32A" wp14:editId="1897568B">
+            <wp:extent cx="5943600" cy="4652010"/>
+            <wp:effectExtent l="0" t="0" r="0" b="0"/>
+            <wp:docPr id="8" name="Picture 8"/>
+            <wp:cNvGraphicFramePr>
+              <a:graphicFrameLocks xmlns:a="http://schemas.openxmlformats.org/drawingml/2006/main" noChangeAspect="1"/>
+            </wp:cNvGraphicFramePr>
+            <a:graphic xmlns:a="http://schemas.openxmlformats.org/drawingml/2006/main">
+              <a:graphicData uri="http://schemas.openxmlformats.org/drawingml/2006/picture">
+                <pic:pic xmlns:pic="http://schemas.openxmlformats.org/drawingml/2006/picture">
+                  <pic:nvPicPr>
+                    <pic:cNvPr id="1" name=""/>
+                    <pic:cNvPicPr/>
+                  </pic:nvPicPr>
+                  <pic:blipFill>
+                    <a:blip r:embed="rId11"/>
+                    <a:stretch>
+                      <a:fillRect/>
+                    </a:stretch>
+                  </pic:blipFill>
+                  <pic:spPr>
+                    <a:xfrm>
+                      <a:off x="0" y="0"/>
+                      <a:ext cx="5943600" cy="4652010"/>
+                    </a:xfrm>
+                    <a:prstGeom prst="rect">
+                      <a:avLst/>
+                    </a:prstGeom>
+                  </pic:spPr>
+                </pic:pic>
+              </a:graphicData>
+            </a:graphic>
+          </wp:inline>
+        </w:drawing>
+      </w:r>
     </w:p>
     <w:sectPr>
       <w:pgSz w:w="12240" w:h="15840"/>
@@ -510,6 +933,29 @@
       <w:sz w:val="26"/>
     </w:rPr>
   </w:style>
+  <w:style w:type="character" w:styleId="Hyperlink">
+    <w:name w:val="Hyperlink"/>
+    <w:basedOn w:val="DefaultParagraphFont"/>
+    <w:uiPriority w:val="99"/>
+    <w:unhideWhenUsed/>
+    <w:rsid w:val="00BC55ED"/>
+    <w:rPr>
+      <w:color w:val="467886" w:themeColor="hyperlink"/>
+      <w:u w:val="single"/>
+    </w:rPr>
+  </w:style>
+  <w:style w:type="character" w:styleId="UnresolvedMention">
+    <w:name w:val="Unresolved Mention"/>
+    <w:basedOn w:val="DefaultParagraphFont"/>
+    <w:uiPriority w:val="99"/>
+    <w:semiHidden/>
+    <w:unhideWhenUsed/>
+    <w:rsid w:val="00BC55ED"/>
+    <w:rPr>
+      <w:color w:val="605E5C"/>
+      <w:shd w:val="clear" w:color="auto" w:fill="E1DFDD"/>
+    </w:rPr>
+  </w:style>
 </w:styles>
 </file>
 
